--- a/word_reports/LP_0351_위치_145_The Platters_The Great Pr.docx
+++ b/word_reports/LP_0351_위치_145_The Platters_The Great Pr.docx
@@ -4,7 +4,7 @@
   <w:body>
     <w:p>
       <w:pPr>
-        <w:spacing w:after="280"/>
+        <w:spacing w:after="80"/>
       </w:pPr>
       <w:r>
         <w:rPr w:rFonts="맑은 고딕">
@@ -13,94 +13,47 @@
           <w:color w:val="1E3A8A"/>
           <w:sz w:val="30"/>
         </w:rPr>
-        <w:t>[145] The Platters - The Great Pretender</w:t>
+        <w:t>The Platters (플래터) - The Great Pretender</w:t>
       </w:r>
     </w:p>
     <w:p>
       <w:pPr>
-        <w:spacing w:after="320"/>
+        <w:spacing w:after="240"/>
       </w:pPr>
       <w:r>
         <w:rPr w:rFonts="맑은 고딕">
           <w:rFonts w:ascii="맑은 고딕" w:hAnsi="맑은 고딕" w:eastAsia="맑은 고딕"/>
           <w:b/>
-          <w:sz w:val="20"/>
+          <w:color w:val="4B5563"/>
+          <w:sz w:val="22"/>
         </w:rPr>
-        <w:t>■ 위치 : 145</w:t>
-        <w:br/>
-      </w:r>
-      <w:r>
-        <w:rPr w:rFonts="맑은 고딕">
-          <w:rFonts w:ascii="맑은 고딕" w:hAnsi="맑은 고딕" w:eastAsia="맑은 고딕"/>
-          <w:b/>
-          <w:sz w:val="20"/>
-        </w:rPr>
-        <w:t>■ 아티스트 : The Platters</w:t>
-        <w:br/>
-      </w:r>
-      <w:r>
-        <w:rPr w:rFonts="맑은 고딕">
-          <w:rFonts w:ascii="맑은 고딕" w:hAnsi="맑은 고딕" w:eastAsia="맑은 고딕"/>
-          <w:b/>
-          <w:sz w:val="20"/>
-        </w:rPr>
-        <w:t>■ 앨범명 : The Great Pretender</w:t>
-        <w:br/>
-      </w:r>
-      <w:r>
-        <w:rPr w:rFonts="맑은 고딕">
-          <w:rFonts w:ascii="맑은 고딕" w:hAnsi="맑은 고딕" w:eastAsia="맑은 고딕"/>
-          <w:b w:val="0"/>
-          <w:sz w:val="20"/>
-        </w:rPr>
-        <w:t>■ 음반 레이블 : Mercury Records</w:t>
-        <w:br/>
-      </w:r>
-      <w:r>
-        <w:rPr w:rFonts="맑은 고딕">
-          <w:rFonts w:ascii="맑은 고딕" w:hAnsi="맑은 고딕" w:eastAsia="맑은 고딕"/>
-          <w:b w:val="0"/>
-          <w:sz w:val="20"/>
-        </w:rPr>
-        <w:t>■ 발매년도 : 1956</w:t>
-        <w:br/>
-      </w:r>
-      <w:r>
-        <w:rPr w:rFonts="맑은 고딕">
-          <w:rFonts w:ascii="맑은 고딕" w:hAnsi="맑은 고딕" w:eastAsia="맑은 고딕"/>
-          <w:b w:val="0"/>
-          <w:sz w:val="20"/>
-        </w:rPr>
-        <w:t>■ 장르 : 두왑(Doo-Wop), 보컬 팝(Vocal Pop), 클래식 R&amp;B</w:t>
-        <w:br/>
-      </w:r>
-      <w:r>
-        <w:rPr w:rFonts="맑은 고딕">
-          <w:rFonts w:ascii="맑은 고딕" w:hAnsi="맑은 고딕" w:eastAsia="맑은 고딕"/>
-          <w:b w:val="0"/>
-          <w:sz w:val="20"/>
-        </w:rPr>
-        <w:t>■ 주요 수록곡 : 1. The Great Pretender</w:t>
-        <w:br/>
+        <w:t>위치 :  145</w:t>
       </w:r>
     </w:p>
     <w:p>
       <w:pPr>
-        <w:spacing w:after="160"/>
+        <w:spacing w:line="324" w:lineRule="auto" w:before="80" w:after="160"/>
       </w:pPr>
       <w:r>
         <w:rPr w:rFonts="맑은 고딕">
           <w:rFonts w:ascii="맑은 고딕" w:hAnsi="맑은 고딕" w:eastAsia="맑은 고딕"/>
           <w:b/>
           <w:color w:val="1F2937"/>
-          <w:sz w:val="24"/>
+          <w:sz w:val="22"/>
         </w:rPr>
-        <w:t>■ 음반 해설 및 감상 가이드</w:t>
+        <w:t xml:space="preserve">[음반 소개] </w:t>
+      </w:r>
+      <w:r>
+        <w:rPr w:rFonts="맑은 고딕">
+          <w:rFonts w:ascii="맑은 고딕" w:hAnsi="맑은 고딕" w:eastAsia="맑은 고딕"/>
+          <w:b w:val="0"/>
+          <w:sz w:val="21"/>
+        </w:rPr>
       </w:r>
     </w:p>
     <w:p>
       <w:pPr>
-        <w:spacing w:line="312" w:lineRule="auto" w:after="120"/>
+        <w:spacing w:line="324" w:lineRule="auto" w:after="120"/>
       </w:pPr>
       <w:r>
         <w:rPr w:rFonts="맑은 고딕">
@@ -108,51 +61,516 @@
           <w:b w:val="0"/>
           <w:sz w:val="21"/>
         </w:rPr>
-        <w:t>1950년대 미국 대중음악사의 한 페이지를 화려하게 장식한 더 플래터스(The Platters)의 《The Great Pretender》는 두왑(Doo-Wop) 사운드와 세련된 보컬 팝의 진수를 담아낸 명반입니다. 백인 음악이 주류를 이루던 당시 팝 시장에서 인종의 벽을 넘어 폭넓은 대중적 사랑을 받은 이 음반은, 흑인 보컬 그룹의 음악이 인종과 국경을 초월하여 세계적인 클래식으로 자리 잡는 데 결정적인 계기를 마련하였습니다.</w:t>
+        <w:t>흑백의 음영이 드리운 1950년대 중반, 세련된 화음과 애절한 서정성으로 인종과 세대의 벽을 허문 불멸의 보컬 그룹 플래터(The Platters)의 정수가 온전히 담긴 명반입니다. 토니 윌리엄스의 영혼을 울리는 독보적인 테너 보컬과 빈틈없이 유려한 백보컬 앙상블은 이별의 슬픔마저 우아한 낭만으로 승화시키며 팝 음악사의 찬란한 명장면을 연출합니다. 반세기가 훌쩍 지난 오늘날에도 여전히 황홀한 광채를 잃지 않는 이 음반은, 시대를 초월하여 우리의 가슴속 가장 여린 현을 조용히 흔드는 아날로그 미학의 위대한 유산입니다.</w:t>
       </w:r>
     </w:p>
     <w:p>
       <w:pPr>
-        <w:spacing w:line="312" w:lineRule="auto" w:after="120"/>
+        <w:spacing w:line="324" w:lineRule="auto" w:before="200" w:after="80"/>
       </w:pPr>
+      <w:r>
+        <w:rPr w:rFonts="맑은 고딕">
+          <w:rFonts w:ascii="맑은 고딕" w:hAnsi="맑은 고딕" w:eastAsia="맑은 고딕"/>
+          <w:b/>
+          <w:color w:val="1E3A8A"/>
+          <w:sz w:val="24"/>
+        </w:rPr>
+        <w:t>1. 음반 데이터</w:t>
+      </w:r>
+    </w:p>
+    <w:p>
+      <w:pPr>
+        <w:spacing w:line="324" w:lineRule="auto" w:after="80"/>
+      </w:pPr>
+      <w:r>
+        <w:rPr w:rFonts="맑은 고딕">
+          <w:rFonts w:ascii="맑은 고딕" w:hAnsi="맑은 고딕" w:eastAsia="맑은 고딕"/>
+          <w:b w:val="0"/>
+          <w:color w:val="6B7280"/>
+          <w:sz w:val="21"/>
+        </w:rPr>
+        <w:t xml:space="preserve">· </w:t>
+      </w:r>
+      <w:r>
+        <w:rPr w:rFonts="맑은 고딕">
+          <w:rFonts w:ascii="맑은 고딕" w:hAnsi="맑은 고딕" w:eastAsia="맑은 고딕"/>
+          <w:b/>
+          <w:color w:val="1F2937"/>
+          <w:sz w:val="21"/>
+        </w:rPr>
+        <w:t xml:space="preserve">앨범명: </w:t>
+      </w:r>
       <w:r>
         <w:rPr w:rFonts="맑은 고딕">
           <w:rFonts w:ascii="맑은 고딕" w:hAnsi="맑은 고딕" w:eastAsia="맑은 고딕"/>
           <w:b w:val="0"/>
           <w:sz w:val="21"/>
         </w:rPr>
-        <w:t>이 음반의 음악적 핵심은 리드 보컬 토니 윌리엄스(Tony Williams)의 압도적인 음색과 고음역을 넘나드는 우아한 가성 표현에 있습니다. 그의 감미로우면서도 호소력 짙은 보컬은 수록곡 전체를 관통하며 깊은 감정적 울림을 선사합니다. 여기에 멤버들이 쌓아 올리는 정교하고 부드러운 백그라운드 하모니가 더해져, 낭만적이면서도 극적인 분위기를 완성합니다. 프로듀서이자 작곡가인 벅 램(Buck Ram)의 탁월한 감각은 음반 전체에 고급스러운 오케스트레이션과 팝적인 감수성을 입혀 그룹의 음악적 가치를 한 단계 끌어올렸습니다.</w:t>
+        <w:t>The Great Pretender</w:t>
       </w:r>
     </w:p>
     <w:p>
       <w:pPr>
-        <w:spacing w:line="312" w:lineRule="auto" w:after="120"/>
+        <w:spacing w:line="324" w:lineRule="auto" w:after="80"/>
       </w:pPr>
+      <w:r>
+        <w:rPr w:rFonts="맑은 고딕">
+          <w:rFonts w:ascii="맑은 고딕" w:hAnsi="맑은 고딕" w:eastAsia="맑은 고딕"/>
+          <w:b w:val="0"/>
+          <w:color w:val="6B7280"/>
+          <w:sz w:val="21"/>
+        </w:rPr>
+        <w:t xml:space="preserve">· </w:t>
+      </w:r>
+      <w:r>
+        <w:rPr w:rFonts="맑은 고딕">
+          <w:rFonts w:ascii="맑은 고딕" w:hAnsi="맑은 고딕" w:eastAsia="맑은 고딕"/>
+          <w:b/>
+          <w:color w:val="1F2937"/>
+          <w:sz w:val="21"/>
+        </w:rPr>
+        <w:t xml:space="preserve">아티스트: </w:t>
+      </w:r>
       <w:r>
         <w:rPr w:rFonts="맑은 고딕">
           <w:rFonts w:ascii="맑은 고딕" w:hAnsi="맑은 고딕" w:eastAsia="맑은 고딕"/>
           <w:b w:val="0"/>
           <w:sz w:val="21"/>
         </w:rPr>
-        <w:t>타이틀곡인 &lt;The Great Pretender&gt;는 실연의 이면에 숨겨진 고독과 슬픔을 능청스러운 태도로 감춰야 하는 연기자의 마음을 비유한 곡으로, 슬픔과 화려함이 절묘하게 교차하는 명곡입니다. 이와 함께 불후의 러브송으로 손꼽히는 &lt;Only You (And You Alone)&gt;, 유려한 멜로디 라인이 돋보이는 &lt;My Prayer&gt;와 &lt;Smoke Gets In Your Eyes&gt; 등 수록곡 대다수가 시대를 풍미한 히트곡들로 채워져 있어 음반의 완성도를 극대화합니다.</w:t>
+        <w:t>The Platters (플래터)</w:t>
       </w:r>
     </w:p>
     <w:p>
       <w:pPr>
-        <w:spacing w:line="312" w:lineRule="auto" w:after="120"/>
+        <w:spacing w:line="324" w:lineRule="auto" w:after="80"/>
       </w:pPr>
+      <w:r>
+        <w:rPr w:rFonts="맑은 고딕">
+          <w:rFonts w:ascii="맑은 고딕" w:hAnsi="맑은 고딕" w:eastAsia="맑은 고딕"/>
+          <w:b w:val="0"/>
+          <w:color w:val="6B7280"/>
+          <w:sz w:val="21"/>
+        </w:rPr>
+        <w:t xml:space="preserve">· </w:t>
+      </w:r>
+      <w:r>
+        <w:rPr w:rFonts="맑은 고딕">
+          <w:rFonts w:ascii="맑은 고딕" w:hAnsi="맑은 고딕" w:eastAsia="맑은 고딕"/>
+          <w:b/>
+          <w:color w:val="1F2937"/>
+          <w:sz w:val="21"/>
+        </w:rPr>
+        <w:t xml:space="preserve">발매 정보: </w:t>
+      </w:r>
       <w:r>
         <w:rPr w:rFonts="맑은 고딕">
           <w:rFonts w:ascii="맑은 고딕" w:hAnsi="맑은 고딕" w:eastAsia="맑은 고딕"/>
           <w:b w:val="0"/>
           <w:sz w:val="21"/>
         </w:rPr>
-        <w:t>LP 특유의 따뜻하고 풍부한 질감으로 이 음반을 감상할 때, 플래터스가 선사하는 벨벳처럼 아늑한 하모니는 비로소 완벽하게 체화됩니다. 턴테이블 위에서 회전하는 음반의 바늘을 통해 흘러나오는 1950년대의 아날로그 낭만은 듣는 이에게 한낮의 소란함을 잊게 만드는 우아한 음악적 휴식과 고전적인 감동을 안겨줄 것입니다.</w:t>
+        <w:t>1955년 불후의 명곡 'The Great Pretender'의 공전의 히트 이후, 명문 레이블 머큐리 레코드(Mercury Records)의 정교한 프로듀싱을 거쳐 공개된 보컬 팝의 금자탑과도 같은 앨범입니다.</w:t>
+      </w:r>
+    </w:p>
+    <w:p>
+      <w:pPr>
+        <w:spacing w:line="324" w:lineRule="auto" w:after="80"/>
+      </w:pPr>
+      <w:r>
+        <w:rPr w:rFonts="맑은 고딕">
+          <w:rFonts w:ascii="맑은 고딕" w:hAnsi="맑은 고딕" w:eastAsia="맑은 고딕"/>
+          <w:b w:val="0"/>
+          <w:color w:val="6B7280"/>
+          <w:sz w:val="21"/>
+        </w:rPr>
+        <w:t xml:space="preserve">· </w:t>
+      </w:r>
+      <w:r>
+        <w:rPr w:rFonts="맑은 고딕">
+          <w:rFonts w:ascii="맑은 고딕" w:hAnsi="맑은 고딕" w:eastAsia="맑은 고딕"/>
+          <w:b/>
+          <w:color w:val="1F2937"/>
+          <w:sz w:val="21"/>
+        </w:rPr>
+        <w:t xml:space="preserve">LP 인기도(판매량): </w:t>
+      </w:r>
+      <w:r>
+        <w:rPr w:rFonts="맑은 고딕">
+          <w:rFonts w:ascii="맑은 고딕" w:hAnsi="맑은 고딕" w:eastAsia="맑은 고딕"/>
+          <w:b w:val="0"/>
+          <w:sz w:val="21"/>
+        </w:rPr>
+        <w:t>타이틀곡이 1956년 빌보드 팝 차트와 R&amp;B 차트 정상을 동시에 석권하며 밀리언셀러를 기록하였고, 앨범 역시 전 세계적으로 폭발적인 판매고를 올리며 플래터를 글로벌 슈퍼스타의 반열에 올려놓았습니다.</w:t>
+      </w:r>
+    </w:p>
+    <w:p>
+      <w:pPr>
+        <w:spacing w:line="324" w:lineRule="auto" w:after="80"/>
+      </w:pPr>
+      <w:r>
+        <w:rPr w:rFonts="맑은 고딕">
+          <w:rFonts w:ascii="맑은 고딕" w:hAnsi="맑은 고딕" w:eastAsia="맑은 고딕"/>
+          <w:b w:val="0"/>
+          <w:color w:val="6B7280"/>
+          <w:sz w:val="21"/>
+        </w:rPr>
+        <w:t xml:space="preserve">· </w:t>
+      </w:r>
+      <w:r>
+        <w:rPr w:rFonts="맑은 고딕">
+          <w:rFonts w:ascii="맑은 고딕" w:hAnsi="맑은 고딕" w:eastAsia="맑은 고딕"/>
+          <w:b/>
+          <w:color w:val="1F2937"/>
+          <w:sz w:val="21"/>
+        </w:rPr>
+        <w:t xml:space="preserve">각종 수상경력: </w:t>
+      </w:r>
+      <w:r>
+        <w:rPr w:rFonts="맑은 고딕">
+          <w:rFonts w:ascii="맑은 고딕" w:hAnsi="맑은 고딕" w:eastAsia="맑은 고딕"/>
+          <w:b w:val="0"/>
+          <w:sz w:val="21"/>
+        </w:rPr>
+        <w:t>로큰롤 명예의 전당(1990) 및 보컬 그룹 명예의 전당(1998) 헌액, 수록곡 'The Great Pretender'의 그래미 명예의 전당(Grammy Hall of Fame) 헌액 등 대중음악사에 굵직한 족적을 남긴 공인을 받았습니다.</w:t>
+      </w:r>
+    </w:p>
+    <w:p>
+      <w:pPr>
+        <w:spacing w:line="324" w:lineRule="auto" w:before="200" w:after="80"/>
+      </w:pPr>
+      <w:r>
+        <w:rPr w:rFonts="맑은 고딕">
+          <w:rFonts w:ascii="맑은 고딕" w:hAnsi="맑은 고딕" w:eastAsia="맑은 고딕"/>
+          <w:b/>
+          <w:color w:val="1E3A8A"/>
+          <w:sz w:val="24"/>
+        </w:rPr>
+        <w:t>2. 아티스트 정보</w:t>
+      </w:r>
+    </w:p>
+    <w:p>
+      <w:pPr>
+        <w:spacing w:line="324" w:lineRule="auto" w:after="80"/>
+      </w:pPr>
+      <w:r>
+        <w:rPr w:rFonts="맑은 고딕">
+          <w:rFonts w:ascii="맑은 고딕" w:hAnsi="맑은 고딕" w:eastAsia="맑은 고딕"/>
+          <w:b w:val="0"/>
+          <w:color w:val="6B7280"/>
+          <w:sz w:val="21"/>
+        </w:rPr>
+        <w:t xml:space="preserve">· </w:t>
+      </w:r>
+      <w:r>
+        <w:rPr w:rFonts="맑은 고딕">
+          <w:rFonts w:ascii="맑은 고딕" w:hAnsi="맑은 고딕" w:eastAsia="맑은 고딕"/>
+          <w:b/>
+          <w:color w:val="1F2937"/>
+          <w:sz w:val="21"/>
+        </w:rPr>
+        <w:t xml:space="preserve">국적: </w:t>
+      </w:r>
+      <w:r>
+        <w:rPr w:rFonts="맑은 고딕">
+          <w:rFonts w:ascii="맑은 고딕" w:hAnsi="맑은 고딕" w:eastAsia="맑은 고딕"/>
+          <w:b w:val="0"/>
+          <w:sz w:val="21"/>
+        </w:rPr>
+        <w:t>미국 (USA)</w:t>
+      </w:r>
+    </w:p>
+    <w:p>
+      <w:pPr>
+        <w:spacing w:line="324" w:lineRule="auto" w:after="80"/>
+      </w:pPr>
+      <w:r>
+        <w:rPr w:rFonts="맑은 고딕">
+          <w:rFonts w:ascii="맑은 고딕" w:hAnsi="맑은 고딕" w:eastAsia="맑은 고딕"/>
+          <w:b w:val="0"/>
+          <w:color w:val="6B7280"/>
+          <w:sz w:val="21"/>
+        </w:rPr>
+        <w:t xml:space="preserve">· </w:t>
+      </w:r>
+      <w:r>
+        <w:rPr w:rFonts="맑은 고딕">
+          <w:rFonts w:ascii="맑은 고딕" w:hAnsi="맑은 고딕" w:eastAsia="맑은 고딕"/>
+          <w:b/>
+          <w:color w:val="1F2937"/>
+          <w:sz w:val="21"/>
+        </w:rPr>
+        <w:t xml:space="preserve">생몰년도: </w:t>
+      </w:r>
+      <w:r>
+        <w:rPr w:rFonts="맑은 고딕">
+          <w:rFonts w:ascii="맑은 고딕" w:hAnsi="맑은 고딕" w:eastAsia="맑은 고딕"/>
+          <w:b w:val="0"/>
+          <w:sz w:val="21"/>
+        </w:rPr>
+        <w:t>1952년 결성</w:t>
+      </w:r>
+    </w:p>
+    <w:p>
+      <w:pPr>
+        <w:spacing w:line="324" w:lineRule="auto" w:after="80"/>
+      </w:pPr>
+      <w:r>
+        <w:rPr w:rFonts="맑은 고딕">
+          <w:rFonts w:ascii="맑은 고딕" w:hAnsi="맑은 고딕" w:eastAsia="맑은 고딕"/>
+          <w:b w:val="0"/>
+          <w:color w:val="6B7280"/>
+          <w:sz w:val="21"/>
+        </w:rPr>
+        <w:t xml:space="preserve">· </w:t>
+      </w:r>
+      <w:r>
+        <w:rPr w:rFonts="맑은 고딕">
+          <w:rFonts w:ascii="맑은 고딕" w:hAnsi="맑은 고딕" w:eastAsia="맑은 고딕"/>
+          <w:b/>
+          <w:color w:val="1F2937"/>
+          <w:sz w:val="21"/>
+        </w:rPr>
+        <w:t xml:space="preserve">그룹 소속: </w:t>
+      </w:r>
+      <w:r>
+        <w:rPr w:rFonts="맑은 고딕">
+          <w:rFonts w:ascii="맑은 고딕" w:hAnsi="맑은 고딕" w:eastAsia="맑은 고딕"/>
+          <w:b w:val="0"/>
+          <w:sz w:val="21"/>
+        </w:rPr>
+        <w:t>혼성 5인조 보컬 그룹</w:t>
+      </w:r>
+    </w:p>
+    <w:p>
+      <w:pPr>
+        <w:spacing w:line="324" w:lineRule="auto" w:after="80"/>
+      </w:pPr>
+      <w:r>
+        <w:rPr w:rFonts="맑은 고딕">
+          <w:rFonts w:ascii="맑은 고딕" w:hAnsi="맑은 고딕" w:eastAsia="맑은 고딕"/>
+          <w:b w:val="0"/>
+          <w:color w:val="6B7280"/>
+          <w:sz w:val="21"/>
+        </w:rPr>
+        <w:t xml:space="preserve">· </w:t>
+      </w:r>
+      <w:r>
+        <w:rPr w:rFonts="맑은 고딕">
+          <w:rFonts w:ascii="맑은 고딕" w:hAnsi="맑은 고딕" w:eastAsia="맑은 고딕"/>
+          <w:b/>
+          <w:color w:val="1F2937"/>
+          <w:sz w:val="21"/>
+        </w:rPr>
+        <w:t xml:space="preserve">아티스트 소개: </w:t>
+      </w:r>
+      <w:r>
+        <w:rPr w:rFonts="맑은 고딕">
+          <w:rFonts w:ascii="맑은 고딕" w:hAnsi="맑은 고딕" w:eastAsia="맑은 고딕"/>
+          <w:b w:val="0"/>
+          <w:sz w:val="21"/>
+        </w:rPr>
+        <w:t>플래터는 리드 보컬 토니 윌리엄스의 섬세하면서도 극적인 가창력과 작곡가 겸 매니저 벅 램(Buck Ram)의 탁월한 지휘 아래 두왑(Doo-wop)을 가장 격조 높은 스탠더드 팝의 경지로 끌어올렸습니다. 백인 주류 팝 시장을 완벽히 사로잡은 최초의 흑인 보컬 그룹으로서, 인종적 장벽을 허물고 현대 보컬 팝의 기틀을 마련한 위대한 선구자들입니다.</w:t>
+      </w:r>
+    </w:p>
+    <w:p>
+      <w:pPr>
+        <w:spacing w:line="324" w:lineRule="auto" w:before="200" w:after="80"/>
+      </w:pPr>
+      <w:r>
+        <w:rPr w:rFonts="맑은 고딕">
+          <w:rFonts w:ascii="맑은 고딕" w:hAnsi="맑은 고딕" w:eastAsia="맑은 고딕"/>
+          <w:b/>
+          <w:color w:val="1E3A8A"/>
+          <w:sz w:val="24"/>
+        </w:rPr>
+        <w:t>3. 음반 상세 분석</w:t>
+      </w:r>
+    </w:p>
+    <w:p>
+      <w:pPr>
+        <w:spacing w:line="324" w:lineRule="auto" w:after="80"/>
+      </w:pPr>
+      <w:r>
+        <w:rPr w:rFonts="맑은 고딕">
+          <w:rFonts w:ascii="맑은 고딕" w:hAnsi="맑은 고딕" w:eastAsia="맑은 고딕"/>
+          <w:b w:val="0"/>
+          <w:color w:val="6B7280"/>
+          <w:sz w:val="21"/>
+        </w:rPr>
+        <w:t xml:space="preserve">· </w:t>
+      </w:r>
+      <w:r>
+        <w:rPr w:rFonts="맑은 고딕">
+          <w:rFonts w:ascii="맑은 고딕" w:hAnsi="맑은 고딕" w:eastAsia="맑은 고딕"/>
+          <w:b/>
+          <w:color w:val="1F2937"/>
+          <w:sz w:val="21"/>
+        </w:rPr>
+        <w:t xml:space="preserve">역사적 위치: </w:t>
+      </w:r>
+      <w:r>
+        <w:rPr w:rFonts="맑은 고딕">
+          <w:rFonts w:ascii="맑은 고딕" w:hAnsi="맑은 고딕" w:eastAsia="맑은 고딕"/>
+          <w:b w:val="0"/>
+          <w:sz w:val="21"/>
+        </w:rPr>
+        <w:t>로큰롤의 태동기라는 거친 시대적 조류 속에서도 감미로운 현악 편곡과 품격 있는 화성학적 미학을 지켜낸 팝 음악사의 이정표입니다. 리듬 앤 블루스의 소울풀한 감수성과 클래식 팝의 단아함을 절묘하게 융합하여, 보컬 그룹이 표현할 수 있는 최상의 서정적 완성도를 제시했습니다.</w:t>
+      </w:r>
+    </w:p>
+    <w:p>
+      <w:pPr>
+        <w:spacing w:line="324" w:lineRule="auto" w:after="80"/>
+      </w:pPr>
+      <w:r>
+        <w:rPr w:rFonts="맑은 고딕">
+          <w:rFonts w:ascii="맑은 고딕" w:hAnsi="맑은 고딕" w:eastAsia="맑은 고딕"/>
+          <w:b w:val="0"/>
+          <w:color w:val="6B7280"/>
+          <w:sz w:val="21"/>
+        </w:rPr>
+        <w:t xml:space="preserve">· </w:t>
+      </w:r>
+      <w:r>
+        <w:rPr w:rFonts="맑은 고딕">
+          <w:rFonts w:ascii="맑은 고딕" w:hAnsi="맑은 고딕" w:eastAsia="맑은 고딕"/>
+          <w:b/>
+          <w:color w:val="1F2937"/>
+          <w:sz w:val="21"/>
+        </w:rPr>
+        <w:t xml:space="preserve">시대의 흔적(스토리텔링): </w:t>
+      </w:r>
+      <w:r>
+        <w:rPr w:rFonts="맑은 고딕">
+          <w:rFonts w:ascii="맑은 고딕" w:hAnsi="맑은 고딕" w:eastAsia="맑은 고딕"/>
+          <w:b w:val="0"/>
+          <w:sz w:val="21"/>
+        </w:rPr>
+        <w:t>2차 세계대전 이후 고도성장의 낙관주의 이면에 도사리고 있던 청춘들의 고독과 말 못 할 상실감을 섬세하게 포착해 냈습니다. 진실한 사랑을 잃고도 화려하게 미소 지으며 아무렇지 않은 척 연기해야만 하는 '위대한 광대(The Great Pretender)'의 애환은 당대 젊은이들의 가슴을 적시며 세대를 뛰어넘는 보편적 위로를 건넸습니다.</w:t>
+      </w:r>
+    </w:p>
+    <w:p>
+      <w:pPr>
+        <w:spacing w:line="324" w:lineRule="auto" w:before="200" w:after="80"/>
+      </w:pPr>
+      <w:r>
+        <w:rPr w:rFonts="맑은 고딕">
+          <w:rFonts w:ascii="맑은 고딕" w:hAnsi="맑은 고딕" w:eastAsia="맑은 고딕"/>
+          <w:b/>
+          <w:color w:val="1E3A8A"/>
+          <w:sz w:val="24"/>
+        </w:rPr>
+        <w:t>4. 주요 수록곡 및 감상 제언</w:t>
+      </w:r>
+    </w:p>
+    <w:p>
+      <w:pPr>
+        <w:spacing w:line="324" w:lineRule="auto" w:after="80"/>
+      </w:pPr>
+      <w:r>
+        <w:rPr w:rFonts="맑은 고딕">
+          <w:rFonts w:ascii="맑은 고딕" w:hAnsi="맑은 고딕" w:eastAsia="맑은 고딕"/>
+          <w:b w:val="0"/>
+          <w:color w:val="6B7280"/>
+          <w:sz w:val="21"/>
+        </w:rPr>
+        <w:t xml:space="preserve">· </w:t>
+      </w:r>
+      <w:r>
+        <w:rPr w:rFonts="맑은 고딕">
+          <w:rFonts w:ascii="맑은 고딕" w:hAnsi="맑은 고딕" w:eastAsia="맑은 고딕"/>
+          <w:b/>
+          <w:color w:val="1F2937"/>
+          <w:sz w:val="21"/>
+        </w:rPr>
+        <w:t xml:space="preserve">주요 수록곡 특징: </w:t>
+      </w:r>
+      <w:r>
+        <w:rPr w:rFonts="맑은 고딕">
+          <w:rFonts w:ascii="맑은 고딕" w:hAnsi="맑은 고딕" w:eastAsia="맑은 고딕"/>
+          <w:b w:val="0"/>
+          <w:sz w:val="21"/>
+        </w:rPr>
+        <w:t>토니 윌리엄스의 비장미 넘치는 고음과 우수에 찬 선율이 압도적인 'The Great Pretender'를 필두로, 영원한 사랑의 서약을 서정적으로 노래한 'Only You (And You Alone)' 등 세기의 명곡들이 유려한 오케스트레이션과 완벽한 화음 속에 보석처럼 수놓아져 있습니다.</w:t>
+      </w:r>
+    </w:p>
+    <w:p>
+      <w:pPr>
+        <w:spacing w:line="324" w:lineRule="auto" w:after="80"/>
+      </w:pPr>
+      <w:r>
+        <w:rPr w:rFonts="맑은 고딕">
+          <w:rFonts w:ascii="맑은 고딕" w:hAnsi="맑은 고딕" w:eastAsia="맑은 고딕"/>
+          <w:b w:val="0"/>
+          <w:color w:val="6B7280"/>
+          <w:sz w:val="21"/>
+        </w:rPr>
+        <w:t xml:space="preserve">· </w:t>
+      </w:r>
+      <w:r>
+        <w:rPr w:rFonts="맑은 고딕">
+          <w:rFonts w:ascii="맑은 고딕" w:hAnsi="맑은 고딕" w:eastAsia="맑은 고딕"/>
+          <w:b/>
+          <w:color w:val="1F2937"/>
+          <w:sz w:val="21"/>
+        </w:rPr>
+        <w:t xml:space="preserve">빈티지 감상 제언: </w:t>
+      </w:r>
+      <w:r>
+        <w:rPr w:rFonts="맑은 고딕">
+          <w:rFonts w:ascii="맑은 고딕" w:hAnsi="맑은 고딕" w:eastAsia="맑은 고딕"/>
+          <w:b w:val="0"/>
+          <w:sz w:val="21"/>
+        </w:rPr>
+        <w:t>턴테이블의 바늘이 묵직한 LP의 그루브를 긁으며 피어오르는 질감은 진공관 앰프의 따스한 잔향과 만났을 때 그 진가를 발휘합니다. 벨벳처럼 부드럽고 도톰한 중역대의 보컬 사운드는 마치 1950년대 고즈넉한 오디토리엄 맨 앞줄에서 나만을 위해 울려 퍼지는 육성을 마주하는 듯한 벅찬 공감각적 감동을 선사합니다.</w:t>
+      </w:r>
+    </w:p>
+    <w:p>
+      <w:pPr>
+        <w:spacing w:line="324" w:lineRule="auto" w:after="80"/>
+      </w:pPr>
+      <w:r>
+        <w:rPr w:rFonts="맑은 고딕">
+          <w:rFonts w:ascii="맑은 고딕" w:hAnsi="맑은 고딕" w:eastAsia="맑은 고딕"/>
+          <w:b w:val="0"/>
+          <w:color w:val="6B7280"/>
+          <w:sz w:val="21"/>
+        </w:rPr>
+        <w:t xml:space="preserve">· </w:t>
+      </w:r>
+      <w:r>
+        <w:rPr w:rFonts="맑은 고딕">
+          <w:rFonts w:ascii="맑은 고딕" w:hAnsi="맑은 고딕" w:eastAsia="맑은 고딕"/>
+          <w:b/>
+          <w:color w:val="1F2937"/>
+          <w:sz w:val="21"/>
+        </w:rPr>
+        <w:t xml:space="preserve">소장 가치: </w:t>
+      </w:r>
+      <w:r>
+        <w:rPr w:rFonts="맑은 고딕">
+          <w:rFonts w:ascii="맑은 고딕" w:hAnsi="맑은 고딕" w:eastAsia="맑은 고딕"/>
+          <w:b w:val="0"/>
+          <w:sz w:val="21"/>
+        </w:rPr>
+        <w:t>팝 음악이 가장 순수하고 우아했던 시절의 숨결을 그대로 박제한 아날로그 예술품으로, 빈티지 팝과 정통 보컬 사운드를 사랑하는 오디오파일과 LP 컬렉터라면 반드시 서재에 갖추어야 할 클래식입니다.</w:t>
+      </w:r>
+    </w:p>
+    <w:p>
+      <w:pPr>
+        <w:spacing w:line="324" w:lineRule="auto" w:after="120" w:before="160"/>
+      </w:pPr>
+      <w:r>
+        <w:rPr w:rFonts="맑은 고딕">
+          <w:rFonts w:ascii="맑은 고딕" w:hAnsi="맑은 고딕" w:eastAsia="맑은 고딕"/>
+          <w:b/>
+          <w:color w:val="4338CA"/>
+          <w:sz w:val="21"/>
+        </w:rPr>
+        <w:t>이 음반을 통해 턴테이블 바늘 끝에서 아련하게 피어오르는 플래터의 순수한 낭만과 고결한 하모니가 전해주는 감동을 다시 한번 경험해 보시는 것은 어떨까요?</w:t>
       </w:r>
     </w:p>
     <w:sectPr>
       <w:pgSz w:w="12240" w:h="15840"/>
-      <w:pgMar w:top="1440" w:right="1440" w:bottom="1440" w:left="1440" w:header="720" w:footer="720" w:gutter="0"/>
+      <w:pgMar w:top="1152" w:right="1296" w:bottom="1152" w:left="1296" w:header="720" w:footer="720" w:gutter="0"/>
       <w:cols w:space="720"/>
       <w:docGrid w:linePitch="360"/>
     </w:sectPr>

--- a/word_reports/LP_0351_위치_145_The Platters_The Great Pr.docx
+++ b/word_reports/LP_0351_위치_145_The Platters_The Great Pr.docx
@@ -32,7 +32,7 @@
     </w:p>
     <w:p>
       <w:pPr>
-        <w:spacing w:line="324" w:lineRule="auto" w:before="80" w:after="160"/>
+        <w:spacing w:line="324" w:lineRule="auto" w:before="80" w:after="120"/>
       </w:pPr>
       <w:r>
         <w:rPr w:rFonts="맑은 고딕">
@@ -42,13 +42,6 @@
           <w:sz w:val="22"/>
         </w:rPr>
         <w:t xml:space="preserve">[음반 소개] </w:t>
-      </w:r>
-      <w:r>
-        <w:rPr w:rFonts="맑은 고딕">
-          <w:rFonts w:ascii="맑은 고딕" w:hAnsi="맑은 고딕" w:eastAsia="맑은 고딕"/>
-          <w:b w:val="0"/>
-          <w:sz w:val="21"/>
-        </w:rPr>
       </w:r>
     </w:p>
     <w:p>
@@ -61,7 +54,33 @@
           <w:b w:val="0"/>
           <w:sz w:val="21"/>
         </w:rPr>
-        <w:t>흑백의 음영이 드리운 1950년대 중반, 세련된 화음과 애절한 서정성으로 인종과 세대의 벽을 허문 불멸의 보컬 그룹 플래터(The Platters)의 정수가 온전히 담긴 명반입니다. 토니 윌리엄스의 영혼을 울리는 독보적인 테너 보컬과 빈틈없이 유려한 백보컬 앙상블은 이별의 슬픔마저 우아한 낭만으로 승화시키며 팝 음악사의 찬란한 명장면을 연출합니다. 반세기가 훌쩍 지난 오늘날에도 여전히 황홀한 광채를 잃지 않는 이 음반은, 시대를 초월하여 우리의 가슴속 가장 여린 현을 조용히 흔드는 아날로그 미학의 위대한 유산입니다.</w:t>
+        <w:t>1950년대 중반, 록앤롤의 거친 폭풍이 태동하던 격변의 대중음악계에 벨벳처럼 부드럽고도 처연한 목소리로 시대의 심장을 적신 위대한 보컬 앙상블이 등장했습니다. 바로 벅 램(Buck Ram)의 탁월한 프로듀싱 아래 천상의 하모니를 빚어낸 5인조 그룹 플래터스(The Platters)입니다. 그리고 이들의 음악적 찬란함이 집약된 음반이 바로 [The Great Pretender]입니다. 인종 분리의 장벽이 여전히 완고하던 시절, 흑인과 백인, 세대와 계층을 모두 뛰어넘어 만인의 영혼을 사로잡았던 이 음반은 흑인 보컬 그룹의 음악이 주류 팝 시장의 정점에 도달할 수 있음을 입증한 불멸의 역사적 이정표였습니다.</w:t>
+      </w:r>
+    </w:p>
+    <w:p>
+      <w:pPr>
+        <w:spacing w:line="324" w:lineRule="auto" w:after="120"/>
+      </w:pPr>
+      <w:r>
+        <w:rPr w:rFonts="맑은 고딕">
+          <w:rFonts w:ascii="맑은 고딕" w:hAnsi="맑은 고딕" w:eastAsia="맑은 고딕"/>
+          <w:b w:val="0"/>
+          <w:sz w:val="21"/>
+        </w:rPr>
+        <w:t>음반의 중심축을 이루는 타이틀곡 'The Great Pretender'는 화려한 조명 뒤에 가려진 인간의 근원적인 고독과 비극적 서정을 노래합니다. 겉으로는 세상에서 가장 밝은 미소를 지으며 아무렇지 않은 척 연기하지만, 내면은 잃어버린 사랑의 상흔으로 처절하게 무너져 내리는 이중적 자아의 고백은 단순한 대중가요의 노랫말을 넘어 한 편의 실존주의 문학을 마주하는 듯한 묵직한 울림을 안깁니다. 플래터스는 이 작품을 통해 찰나의 유행가가 아닌, 인간 보편의 연약함과 비애를 어루만지는 숭고한 예술적 철학을 음악 속에 아로새겼습니다.</w:t>
+      </w:r>
+    </w:p>
+    <w:p>
+      <w:pPr>
+        <w:spacing w:line="324" w:lineRule="auto" w:after="120"/>
+      </w:pPr>
+      <w:r>
+        <w:rPr w:rFonts="맑은 고딕">
+          <w:rFonts w:ascii="맑은 고딕" w:hAnsi="맑은 고딕" w:eastAsia="맑은 고딕"/>
+          <w:b w:val="0"/>
+          <w:sz w:val="21"/>
+        </w:rPr>
+        <w:t>음악적으로 이 음반은 리드 보컬 토니 윌리엄스(Tony Williams)의 독보적인 하이 테너가 뿜어내는 드라마틱한 가창력과, 홍일점 졸라 테일러(Zola Taylor)를 비롯한 멤버들의 정교하고 우아한 4부 백킹 코러스가 완벽한 황금비율을 이룹니다. 가스펠의 뜨거운 열정과 두왑(Doo-wop)의 친근한 리듬, 그리고 정통 클래식 팝의 기품 있는 스트링 편곡이 교차하며 빚어내는 공간감은 반세기를 훌쩍 넘긴 오늘날에도 여전히 숨이 멎을 듯한 감동을 선사합니다. 세월이 흘러도 빛바래지 않는 순백의 낭만이 이 둥근 바이닐 그루브 속에 고스란히 봉인되어 있습니다.</w:t>
       </w:r>
     </w:p>
     <w:p>
@@ -168,7 +187,7 @@
           <w:b w:val="0"/>
           <w:sz w:val="21"/>
         </w:rPr>
-        <w:t>1955년 불후의 명곡 'The Great Pretender'의 공전의 히트 이후, 명문 레이블 머큐리 레코드(Mercury Records)의 정교한 프로듀싱을 거쳐 공개된 보컬 팝의 금자탑과도 같은 앨범입니다.</w:t>
+        <w:t>1955년 역사적인 동명 싱글의 폭발적 성공 이후, 머큐리 레코드(Mercury Records)를 통해 이들의 초기 황금기 대표작들을 엄선하여 LP 포맷으로 정식 집대성한 1950년대 보컬 팝의 정전(Canon).</w:t>
       </w:r>
     </w:p>
     <w:p>
@@ -199,7 +218,7 @@
           <w:b w:val="0"/>
           <w:sz w:val="21"/>
         </w:rPr>
-        <w:t>타이틀곡이 1956년 빌보드 팝 차트와 R&amp;B 차트 정상을 동시에 석권하며 밀리언셀러를 기록하였고, 앨범 역시 전 세계적으로 폭발적인 판매고를 올리며 플래터를 글로벌 슈퍼스타의 반열에 올려놓았습니다.</w:t>
+        <w:t>발매 직후 빌보드 R&amp;B 차트와 팝(Hot 100) 차트 정상을 동시에 석권하였으며, 흑인 그룹 최초로 전 세계 수백만 장의 판매고를 기록하며 상업성과 음악성을 완벽히 거머쥔 밀리언셀러.</w:t>
       </w:r>
     </w:p>
     <w:p>
@@ -230,7 +249,7 @@
           <w:b w:val="0"/>
           <w:sz w:val="21"/>
         </w:rPr>
-        <w:t>로큰롤 명예의 전당(1990) 및 보컬 그룹 명예의 전당(1998) 헌액, 수록곡 'The Great Pretender'의 그래미 명예의 전당(Grammy Hall of Fame) 헌액 등 대중음악사에 굵직한 족적을 남긴 공인을 받았습니다.</w:t>
+        <w:t>그래미 명예의 전당(Grammy Hall of Fame) 헌액, 록앤롤 명예의 전당 및 보컬 그룹 명예의 전당 등재, 롤링 스톤지 선정 '역사상 가장 위대한 500곡'에 수록곡 등재.</w:t>
       </w:r>
     </w:p>
     <w:p>
@@ -275,7 +294,7 @@
           <w:b w:val="0"/>
           <w:sz w:val="21"/>
         </w:rPr>
-        <w:t>미국 (USA)</w:t>
+        <w:t>미국</w:t>
       </w:r>
     </w:p>
     <w:p>
@@ -306,7 +325,7 @@
           <w:b w:val="0"/>
           <w:sz w:val="21"/>
         </w:rPr>
-        <w:t>1952년 결성</w:t>
+        <w:t>1953년 결성 (황금기: 1950년대 중후반)</w:t>
       </w:r>
     </w:p>
     <w:p>
@@ -337,7 +356,7 @@
           <w:b w:val="0"/>
           <w:sz w:val="21"/>
         </w:rPr>
-        <w:t>혼성 5인조 보컬 그룹</w:t>
+        <w:t>5인조 보컬 그룹 (두왑 / R&amp;B / 보컬 팝)</w:t>
       </w:r>
     </w:p>
     <w:p>
@@ -368,7 +387,7 @@
           <w:b w:val="0"/>
           <w:sz w:val="21"/>
         </w:rPr>
-        <w:t>플래터는 리드 보컬 토니 윌리엄스의 섬세하면서도 극적인 가창력과 작곡가 겸 매니저 벅 램(Buck Ram)의 탁월한 지휘 아래 두왑(Doo-wop)을 가장 격조 높은 스탠더드 팝의 경지로 끌어올렸습니다. 백인 주류 팝 시장을 완벽히 사로잡은 최초의 흑인 보컬 그룹으로서, 인종적 장벽을 허물고 현대 보컬 팝의 기틀을 마련한 위대한 선구자들입니다.</w:t>
+        <w:t>토니 윌리엄스의 신비롭고 서정적인 리드 보컬과 졸라 테일러의 독창적인 여성 보이스가 어우러져 두왑 사운드를 세련된 주류 팝 예술로 승화시킨 전설적인 그룹입니다. 인종 차별의 시대적 한계를 음악적 완성도로 극복하며 백인 위주의 팝 차트 정상을 정복한 20세기 보컬 하모니의 선구자입니다.</w:t>
       </w:r>
     </w:p>
     <w:p>
@@ -413,7 +432,7 @@
           <w:b w:val="0"/>
           <w:sz w:val="21"/>
         </w:rPr>
-        <w:t>로큰롤의 태동기라는 거친 시대적 조류 속에서도 감미로운 현악 편곡과 품격 있는 화성학적 미학을 지켜낸 팝 음악사의 이정표입니다. 리듬 앤 블루스의 소울풀한 감수성과 클래식 팝의 단아함을 절묘하게 융합하여, 보컬 그룹이 표현할 수 있는 최상의 서정적 완성도를 제시했습니다.</w:t>
+        <w:t>로큰롤의 여명기 속에서 전통 스탠더드 팝의 고아한 품격과 흑인 가스펠/R&amp;B의 애절한 감수성을 이상적으로 결합해 낸 크로스오버의 기념비적 걸작입니다. 훗날 모타운 사운드와 필리 소울, 나아가 현대 팝 보컬 앙상블의 뼈대를 형성한 절대적인 원형으로 평가받습니다.</w:t>
       </w:r>
     </w:p>
     <w:p>
@@ -444,7 +463,7 @@
           <w:b w:val="0"/>
           <w:sz w:val="21"/>
         </w:rPr>
-        <w:t>2차 세계대전 이후 고도성장의 낙관주의 이면에 도사리고 있던 청춘들의 고독과 말 못 할 상실감을 섬세하게 포착해 냈습니다. 진실한 사랑을 잃고도 화려하게 미소 지으며 아무렇지 않은 척 연기해야만 하는 '위대한 광대(The Great Pretender)'의 애환은 당대 젊은이들의 가슴을 적시며 세대를 뛰어넘는 보편적 위로를 건넸습니다.</w:t>
+        <w:t>제2차 세계대전 이후 번영의 낙관주의 뒤편에 짙은 공허를 품고 있던 1950년대 아메리칸 드림의 그림자를 위로하던 음반입니다. 당시 젊은이들이 주크박스 앞에서 눈물짓고, 댄스홀의 불빛 아래서 서로를 끌어안으며 슬픔을 삭이던 청춘의 순수한 열망과 낭만이 선율마다 짙게 배어 있습니다.</w:t>
       </w:r>
     </w:p>
     <w:p>
@@ -489,7 +508,81 @@
           <w:b w:val="0"/>
           <w:sz w:val="21"/>
         </w:rPr>
-        <w:t>토니 윌리엄스의 비장미 넘치는 고음과 우수에 찬 선율이 압도적인 'The Great Pretender'를 필두로, 영원한 사랑의 서약을 서정적으로 노래한 'Only You (And You Alone)' 등 세기의 명곡들이 유려한 오케스트레이션과 완벽한 화음 속에 보석처럼 수놓아져 있습니다.</w:t>
+      </w:r>
+    </w:p>
+    <w:p>
+      <w:pPr>
+        <w:spacing w:line="324" w:lineRule="auto" w:after="80"/>
+      </w:pPr>
+      <w:r>
+        <w:rPr w:rFonts="맑은 고딕">
+          <w:rFonts w:ascii="맑은 고딕" w:hAnsi="맑은 고딕" w:eastAsia="맑은 고딕"/>
+          <w:b w:val="0"/>
+          <w:color w:val="6B7280"/>
+          <w:sz w:val="21"/>
+        </w:rPr>
+        <w:t xml:space="preserve">· </w:t>
+      </w:r>
+      <w:r>
+        <w:rPr w:rFonts="맑은 고딕">
+          <w:rFonts w:ascii="맑은 고딕" w:hAnsi="맑은 고딕" w:eastAsia="맑은 고딕"/>
+          <w:b/>
+          <w:color w:val="1F2937"/>
+          <w:sz w:val="21"/>
+        </w:rPr>
+        <w:t xml:space="preserve">'The Great Pretender': </w:t>
+      </w:r>
+      <w:r>
+        <w:rPr w:rFonts="맑은 고딕">
+          <w:rFonts w:ascii="맑은 고딕" w:hAnsi="맑은 고딕" w:eastAsia="맑은 고딕"/>
+          <w:b w:val="0"/>
+          <w:sz w:val="21"/>
+        </w:rPr>
+        <w:t>토니 윌리엄스의 절규하듯 솟구치는 고음과 비장미 넘치는 코러스가 비극적 가사와 대비되며 극적인 카타르시스를 일으키는 타이틀곡.</w:t>
+      </w:r>
+    </w:p>
+    <w:p>
+      <w:pPr>
+        <w:spacing w:line="324" w:lineRule="auto" w:after="80"/>
+      </w:pPr>
+      <w:r>
+        <w:rPr w:rFonts="맑은 고딕">
+          <w:rFonts w:ascii="맑은 고딕" w:hAnsi="맑은 고딕" w:eastAsia="맑은 고딕"/>
+          <w:b w:val="0"/>
+          <w:color w:val="6B7280"/>
+          <w:sz w:val="21"/>
+        </w:rPr>
+        <w:t xml:space="preserve">· </w:t>
+      </w:r>
+      <w:r>
+        <w:rPr w:rFonts="맑은 고딕">
+          <w:rFonts w:ascii="맑은 고딕" w:hAnsi="맑은 고딕" w:eastAsia="맑은 고딕"/>
+          <w:b/>
+          <w:color w:val="1F2937"/>
+          <w:sz w:val="21"/>
+        </w:rPr>
+        <w:t xml:space="preserve">'Only You (And You Alone)': </w:t>
+      </w:r>
+      <w:r>
+        <w:rPr w:rFonts="맑은 고딕">
+          <w:rFonts w:ascii="맑은 고딕" w:hAnsi="맑은 고딕" w:eastAsia="맑은 고딕"/>
+          <w:b w:val="0"/>
+          <w:sz w:val="21"/>
+        </w:rPr>
+        <w:t>한 번 들으면 잊을 수 없는 독창적인 바이브레이션과 나지막한 화음으로 연인의 숨결 같은 낭만을 전하는 영원한 시그니처 트랙.</w:t>
+      </w:r>
+    </w:p>
+    <w:p>
+      <w:pPr>
+        <w:spacing w:line="324" w:lineRule="auto" w:after="80"/>
+      </w:pPr>
+      <w:r>
+        <w:rPr w:rFonts="맑은 고딕">
+          <w:rFonts w:ascii="맑은 고딕" w:hAnsi="맑은 고딕" w:eastAsia="맑은 고딕"/>
+          <w:b w:val="0"/>
+          <w:sz w:val="21"/>
+        </w:rPr>
+        <w:t>· 이 외에도 'Smoke Gets in Your Eyes', 'My Prayer' 등 불멸의 고전들이 특유의 벨벳 같은 화음과 풍성한 오케스트레이션으로 수록되어 음반 전체의 완성도를 드높입니다.</w:t>
       </w:r>
     </w:p>
     <w:p>
@@ -520,7 +613,7 @@
           <w:b w:val="0"/>
           <w:sz w:val="21"/>
         </w:rPr>
-        <w:t>턴테이블의 바늘이 묵직한 LP의 그루브를 긁으며 피어오르는 질감은 진공관 앰프의 따스한 잔향과 만났을 때 그 진가를 발휘합니다. 벨벳처럼 부드럽고 도톰한 중역대의 보컬 사운드는 마치 1950년대 고즈넉한 오디토리엄 맨 앞줄에서 나만을 위해 울려 퍼지는 육성을 마주하는 듯한 벅찬 공감각적 감동을 선사합니다.</w:t>
+        <w:t>진공관 앰프의 따스한 배음과 중음역이 두터운 빈티지 스피커를 매칭했을 때 본작의 가치는 비로소 만개합니다. 턴테이블의 바늘이 소리골을 타며 만들어내는 미세한 아날로그 노이즈 속에서, 중앙에 선명하게 맺히는 리드 보컬의 음상과 양옆으로 아스라이 퍼져나가는 백킹 하모니의 입체적 공간감은 디지털 음원으로는 결코 도달할 수 없는 짙은 감상적 몰입을 선사합니다.</w:t>
       </w:r>
     </w:p>
     <w:p>
@@ -551,7 +644,7 @@
           <w:b w:val="0"/>
           <w:sz w:val="21"/>
         </w:rPr>
-        <w:t>팝 음악이 가장 순수하고 우아했던 시절의 숨결을 그대로 박제한 아날로그 예술품으로, 빈티지 팝과 정통 보컬 사운드를 사랑하는 오디오파일과 LP 컬렉터라면 반드시 서재에 갖추어야 할 클래식입니다.</w:t>
+        <w:t>팝 음악의 황금기를 열어젖힌 역사적 상징성과 아날로그 바이닐만이 지닌 농밀한 사운드 질감을 고스란히 간직한 필수 소장반입니다. 시대를 초월하여 울려 퍼지는 클래식 팝의 숭고한 아름다움을 물리적 실체로 소유하고자 하는 오디오파일과 음악 애호가 모두에게 대체 불가능한 소장 가치를 지닙니다.</w:t>
       </w:r>
     </w:p>
     <w:p>
@@ -565,7 +658,7 @@
           <w:color w:val="4338CA"/>
           <w:sz w:val="21"/>
         </w:rPr>
-        <w:t>이 음반을 통해 턴테이블 바늘 끝에서 아련하게 피어오르는 플래터의 순수한 낭만과 고결한 하모니가 전해주는 감동을 다시 한번 경험해 보시는 것은 어떨까요?</w:t>
+        <w:t>이 음반을 통해 1950년대 벨벳처럼 부드럽고 애틋한 하모니가 전해주는 감동을 다시 한번 경험해 보시는 것은 어떨까요?</w:t>
       </w:r>
     </w:p>
     <w:sectPr>
